--- a/Vegetation Cover and Food Availability Studies/Physocialogical survey additional discriptions.docx
+++ b/Vegetation Cover and Food Availability Studies/Physocialogical survey additional discriptions.docx
@@ -23,7 +23,27 @@
         <w:rPr>
           <w:lang w:val="en-GB"/>
         </w:rPr>
-        <w:t>Thank you for sending the first part (coordinates) of the Psychosocial survey and providing clear instructions.</w:t>
+        <w:t xml:space="preserve">Thank you for sending the first part (coordinates) of the </w:t>
+      </w:r>
+      <w:proofErr w:type="spellStart"/>
+      <w:r>
+        <w:rPr>
+          <w:lang w:val="en-GB"/>
+        </w:rPr>
+        <w:t>Physocialogical</w:t>
+      </w:r>
+      <w:proofErr w:type="spellEnd"/>
+      <w:r>
+        <w:rPr>
+          <w:lang w:val="en-GB"/>
+        </w:rPr>
+        <w:t xml:space="preserve"> </w:t>
+      </w:r>
+      <w:r>
+        <w:rPr>
+          <w:lang w:val="en-GB"/>
+        </w:rPr>
+        <w:t>survey and providing clear instructions.</w:t>
       </w:r>
     </w:p>
     <w:p>
@@ -69,6 +89,7 @@
         </w:rPr>
         <w:t>. Many of the records/stations fall outside the </w:t>
       </w:r>
+      <w:proofErr w:type="spellStart"/>
       <w:r>
         <w:rPr>
           <w:b/>
@@ -77,6 +98,7 @@
         </w:rPr>
         <w:t>mrgs_NW_grids</w:t>
       </w:r>
+      <w:proofErr w:type="spellEnd"/>
       <w:r>
         <w:rPr>
           <w:lang w:val="en-GB"/>
@@ -100,6 +122,9 @@
     </w:p>
     <w:p>
       <w:r>
+        <w:rPr>
+          <w:noProof/>
+        </w:rPr>
         <w:drawing>
           <wp:inline distT="0" distB="0" distL="0" distR="0" wp14:anchorId="4E005135" wp14:editId="5DA86B10">
             <wp:extent cx="5943600" cy="2499360"/>
@@ -155,7 +180,21 @@
         <w:rPr>
           <w:lang w:val="en-GB"/>
         </w:rPr>
-        <w:t>Yes, we’ve performed some habitats inventories outside the study area, particularly during drought years when no fieldwork was possible in the study area. These additional data concern the same biogeographical area and relate to habitats similar to those in the study area. They should be considered as complementary data for the description of habitats. I think you should keep it in your analysis.</w:t>
+        <w:t xml:space="preserve">Yes, we’ve performed some habitats inventories outside the study area, particularly during drought years when no fieldwork was possible in the study area. These additional data concern the same biogeographical area and relate to habitats </w:t>
+      </w:r>
+      <w:proofErr w:type="gramStart"/>
+      <w:r>
+        <w:rPr>
+          <w:lang w:val="en-GB"/>
+        </w:rPr>
+        <w:t>similar to</w:t>
+      </w:r>
+      <w:proofErr w:type="gramEnd"/>
+      <w:r>
+        <w:rPr>
+          <w:lang w:val="en-GB"/>
+        </w:rPr>
+        <w:t xml:space="preserve"> those in the study area. They should be considered as complementary data for the description of habitats. I think you should keep it in your analysis.</w:t>
       </w:r>
     </w:p>
     <w:p>
@@ -177,7 +216,21 @@
         <w:rPr>
           <w:lang w:val="en-GB"/>
         </w:rPr>
-        <w:t>The dataset contains 2,246 records/rows with unique coordinates, but many fall into the same 5x5 km grid cell, as marked in the Station_Name column. Generally, you surveyed several times to cover a 25 km2 grid cell, with different </w:t>
+        <w:t xml:space="preserve">The dataset contains 2,246 records/rows with unique coordinates, but many fall into the same 5x5 km grid cell, as marked in the </w:t>
+      </w:r>
+      <w:proofErr w:type="spellStart"/>
+      <w:r>
+        <w:rPr>
+          <w:lang w:val="en-GB"/>
+        </w:rPr>
+        <w:t>Station_Name</w:t>
+      </w:r>
+      <w:proofErr w:type="spellEnd"/>
+      <w:r>
+        <w:rPr>
+          <w:lang w:val="en-GB"/>
+        </w:rPr>
+        <w:t xml:space="preserve"> column. Generally, you surveyed several times to cover a 25 km2 grid cell, with different </w:t>
       </w:r>
       <w:r>
         <w:rPr>
@@ -209,7 +262,35 @@
         <w:rPr>
           <w:lang w:val="en-GB"/>
         </w:rPr>
-        <w:t>Yes, to inventory a grid, we need to perform several habitats relevés, as there are usually many different habitats per grid. Even if there is only one habitat in a grid (which is very rare), we try to carry out at least 3 relevés per grid.</w:t>
+        <w:t xml:space="preserve">Yes, to inventory a grid, we need to perform several habitats </w:t>
+      </w:r>
+      <w:proofErr w:type="spellStart"/>
+      <w:r>
+        <w:rPr>
+          <w:lang w:val="en-GB"/>
+        </w:rPr>
+        <w:t>relevés</w:t>
+      </w:r>
+      <w:proofErr w:type="spellEnd"/>
+      <w:r>
+        <w:rPr>
+          <w:lang w:val="en-GB"/>
+        </w:rPr>
+        <w:t xml:space="preserve">, as there are usually many different habitats per grid. Even if there is only one habitat in a grid (which is very rare), we try to carry out at least 3 </w:t>
+      </w:r>
+      <w:proofErr w:type="spellStart"/>
+      <w:r>
+        <w:rPr>
+          <w:lang w:val="en-GB"/>
+        </w:rPr>
+        <w:t>relevés</w:t>
+      </w:r>
+      <w:proofErr w:type="spellEnd"/>
+      <w:r>
+        <w:rPr>
+          <w:lang w:val="en-GB"/>
+        </w:rPr>
+        <w:t xml:space="preserve"> per grid.</w:t>
       </w:r>
     </w:p>
     <w:p>
@@ -247,7 +328,21 @@
         <w:rPr>
           <w:lang w:val="en-GB"/>
         </w:rPr>
-        <w:t>[Yes the coordinates are generally close to the centre of the habitat relevé]</w:t>
+        <w:t>[</w:t>
+      </w:r>
+      <w:proofErr w:type="gramStart"/>
+      <w:r>
+        <w:rPr>
+          <w:lang w:val="en-GB"/>
+        </w:rPr>
+        <w:t>Yes</w:t>
+      </w:r>
+      <w:proofErr w:type="gramEnd"/>
+      <w:r>
+        <w:rPr>
+          <w:lang w:val="en-GB"/>
+        </w:rPr>
+        <w:t> the coordinates are generally close to the centre of the habitat relevé]</w:t>
       </w:r>
       <w:r>
         <w:rPr>
@@ -289,6 +384,7 @@
     <w:p>
       <w:r>
         <w:rPr>
+          <w:noProof/>
           <w:lang w:val="en-GB"/>
         </w:rPr>
         <w:drawing>
@@ -377,7 +473,21 @@
         <w:rPr>
           <w:lang w:val="en-GB"/>
         </w:rPr>
-        <w:t>You can also remove the cliffs from your analysis, as for this habitat the Area_M2 is calculated vertically, and this habitat is so narrow (when viewed from above) that it is not really visible on satellite images.</w:t>
+        <w:t xml:space="preserve">You can also remove the cliffs from your analysis, as for this habitat the Area_M2 is calculated vertically, and this habitat is so narrow (when viewed from above) that it is not </w:t>
+      </w:r>
+      <w:proofErr w:type="gramStart"/>
+      <w:r>
+        <w:rPr>
+          <w:lang w:val="en-GB"/>
+        </w:rPr>
+        <w:t>really visible</w:t>
+      </w:r>
+      <w:proofErr w:type="gramEnd"/>
+      <w:r>
+        <w:rPr>
+          <w:lang w:val="en-GB"/>
+        </w:rPr>
+        <w:t xml:space="preserve"> on satellite images.</w:t>
       </w:r>
     </w:p>
     <w:p>
@@ -1405,6 +1515,7 @@
   <w:style w:type="character" w:default="1" w:styleId="DefaultParagraphFont">
     <w:name w:val="Default Paragraph Font"/>
     <w:uiPriority w:val="1"/>
+    <w:semiHidden/>
     <w:unhideWhenUsed/>
   </w:style>
   <w:style w:type="table" w:default="1" w:styleId="TableNormal">
